--- a/worlds/ondina-vasquell/tasks/task12/current/golden-OV12-v1.docx
+++ b/worlds/ondina-vasquell/tasks/task12/current/golden-OV12-v1.docx
@@ -45,7 +45,7 @@
                 <w:color w:val="5E6670"/>
                 <w:sz w:val="16"/>
               </w:rPr>
-              <w:t>Nephrology</w:t>
+              <w:t>Hospital Medicine</w:t>
             </w:r>
           </w:p>
         </w:tc>
@@ -226,7 +226,7 @@
                 <w:color w:val="232830"/>
                 <w:sz w:val="16"/>
               </w:rPr>
-              <w:t>David Aronson, MD</w:t>
+              <w:t>Lillian Everet, MD</w:t>
             </w:r>
           </w:p>
         </w:tc>
@@ -284,7 +284,7 @@
                 <w:color w:val="232830"/>
                 <w:sz w:val="16"/>
               </w:rPr>
-              <w:t>NEPHROLOGY CONSULTATION NOTE</w:t>
+              <w:t>ACUTE CARE DISCHARGE PLAN</w:t>
             </w:r>
           </w:p>
         </w:tc>
@@ -300,7 +300,7 @@
           <w:color w:val="1F3864"/>
           <w:sz w:val="28"/>
         </w:rPr>
-        <w:t>NEPHROLOGY CONSULTATION NOTE (PHYSICIAN COMPLETION)</w:t>
+        <w:t>ACUTE CARE DISCHARGE PLAN (PHYSICIAN COMPLETION)</w:t>
       </w:r>
     </w:p>
     <w:p>
@@ -312,7 +312,7 @@
           <w:color w:val="5E6670"/>
           <w:sz w:val="16"/>
         </w:rPr>
-        <w:t>Author: David Aronson, MD - Nephrology | Requested by: Hospital Medicine | Date of Service: 05/23/2026 | Status: Completed for physician signature</w:t>
+        <w:t>Author: Lillian Everet, MD - Hospital Medicine | Date of Service: 05/23/2026 | Status: Completed for physician signature</w:t>
       </w:r>
     </w:p>
     <w:p>
@@ -568,7 +568,7 @@
           <w:color w:val="4472C4"/>
           <w:sz w:val="20"/>
         </w:rPr>
-        <w:t>REASON FOR CONSULTATION</w:t>
+        <w:t>DISPOSITION</w:t>
       </w:r>
     </w:p>
     <w:p>
@@ -580,7 +580,7 @@
           <w:color w:val="232830"/>
           <w:sz w:val="19"/>
         </w:rPr>
-        <w:t>Nephrology consulted by Hospital Medicine for pre-transfer assessment of acute kidney injury on chronic kidney disease stage 3b: confirm renal recovery, advise renal dosing and nephrotoxin avoidance, and advise on timing for restart of the home agents held since admission (metformin, empagliflozin, lisinopril) before transfer to skilled nursing.</w:t>
+        <w:t>Transfer to a skilled nursing facility for continued skilled wound care, intravenous antibiotic therapy, and rehabilitation after a limb-threatening left diabetic foot infection, now clinically improved. The patient is not safe to return to an unsupported second-floor walk-up; her daughter, the primary caregiver, works night shifts. Disposition coordinated with the patient and daughter through a certified Spanish interpreter.</w:t>
       </w:r>
     </w:p>
     <w:p>
@@ -598,10 +598,14 @@
           <w:color w:val="4472C4"/>
           <w:sz w:val="20"/>
         </w:rPr>
-        <w:t>RELEVANT HISTORY</w:t>
+        <w:t>POST-ACUTE SERVICES</w:t>
       </w:r>
     </w:p>
     <w:p>
+      <w:pPr>
+        <w:pStyle w:val="ListBullet"/>
+        <w:spacing w:after="30"/>
+      </w:pPr>
       <w:r>
         <w:rPr>
           <w:rFonts w:ascii="Arial" w:hAnsi="Arial"/>
@@ -610,7 +614,55 @@
           <w:color w:val="232830"/>
           <w:sz w:val="19"/>
         </w:rPr>
-        <w:t>Sixty-eight-year-old woman admitted 05/16 with a limb-threatening left diabetic foot infection, now clinically improved on culture-directed renally dosed intravenous cefepime after bedside debridement and with strict offloading. Background of type 2 diabetes on insulin, heart failure with preserved ejection fraction (euvolemic on furosemide), peripheral arterial disease, anemia of chronic kidney disease, and a sulfa allergy. Spanish-preferred; care coordinated through a certified interpreter.</w:t>
+        <w:t>Skilled nursing: daily wound dressing to the left plantar forefoot with strict offloading at all times.</w:t>
+      </w:r>
+    </w:p>
+    <w:p>
+      <w:pPr>
+        <w:pStyle w:val="ListBullet"/>
+        <w:spacing w:after="30"/>
+      </w:pPr>
+      <w:r>
+        <w:rPr>
+          <w:rFonts w:ascii="Arial" w:hAnsi="Arial"/>
+          <w:b w:val="0"/>
+          <w:i w:val="0"/>
+          <w:color w:val="232830"/>
+          <w:sz w:val="19"/>
+        </w:rPr>
+        <w:t>Intravenous antibiotics: continue culture-directed renally dosed cefepime; total duration and any oral step-down per Infectious Disease (trimethoprim-sulfamethoxazole excluded for the sulfa allergy).</w:t>
+      </w:r>
+    </w:p>
+    <w:p>
+      <w:pPr>
+        <w:pStyle w:val="ListBullet"/>
+        <w:spacing w:after="30"/>
+      </w:pPr>
+      <w:r>
+        <w:rPr>
+          <w:rFonts w:ascii="Arial" w:hAnsi="Arial"/>
+          <w:b w:val="0"/>
+          <w:i w:val="0"/>
+          <w:color w:val="232830"/>
+          <w:sz w:val="19"/>
+        </w:rPr>
+        <w:t>Therapy: physical and occupational therapy; fall precautions.</w:t>
+      </w:r>
+    </w:p>
+    <w:p>
+      <w:pPr>
+        <w:pStyle w:val="ListBullet"/>
+        <w:spacing w:after="30"/>
+      </w:pPr>
+      <w:r>
+        <w:rPr>
+          <w:rFonts w:ascii="Arial" w:hAnsi="Arial"/>
+          <w:b w:val="0"/>
+          <w:i w:val="0"/>
+          <w:color w:val="232830"/>
+          <w:sz w:val="19"/>
+        </w:rPr>
+        <w:t>Glycemic: basal-bolus insulin with point-of-care glucose monitoring; oral agents remain held and are reassessed by primary care against renal recovery.</w:t>
       </w:r>
     </w:p>
     <w:p>
@@ -628,10 +680,14 @@
           <w:color w:val="4472C4"/>
           <w:sz w:val="20"/>
         </w:rPr>
-        <w:t>PERTINENT RENAL DATA</w:t>
+        <w:t>FOLLOW-UP APPOINTMENTS</w:t>
       </w:r>
     </w:p>
     <w:p>
+      <w:pPr>
+        <w:pStyle w:val="ListBullet"/>
+        <w:spacing w:after="30"/>
+      </w:pPr>
       <w:r>
         <w:rPr>
           <w:rFonts w:ascii="Arial" w:hAnsi="Arial"/>
@@ -640,7 +696,87 @@
           <w:color w:val="232830"/>
           <w:sz w:val="19"/>
         </w:rPr>
-        <w:t>Creatinine 1.6 mg/dL, near the documented baseline of 1.5; eGFR 36; potassium 4.1. Acute kidney injury on chronic kidney disease stage 3b, improving. Metformin, empagliflozin, and lisinopril held since 05/16 for the acute injury. Nephrotoxins and iodinated contrast avoided this stay; all agents renally dosed.</w:t>
+        <w:t>Infectious Disease: finalize antibiotic duration and any oral step-down.</w:t>
+      </w:r>
+    </w:p>
+    <w:p>
+      <w:pPr>
+        <w:pStyle w:val="ListBullet"/>
+        <w:spacing w:after="30"/>
+      </w:pPr>
+      <w:r>
+        <w:rPr>
+          <w:rFonts w:ascii="Arial" w:hAnsi="Arial"/>
+          <w:b w:val="0"/>
+          <w:i w:val="0"/>
+          <w:color w:val="232830"/>
+          <w:sz w:val="19"/>
+        </w:rPr>
+        <w:t>Vascular surgery (outpatient): repeat perfusion assessment of the left lower extremity.</w:t>
+      </w:r>
+    </w:p>
+    <w:p>
+      <w:pPr>
+        <w:pStyle w:val="ListBullet"/>
+        <w:spacing w:after="30"/>
+      </w:pPr>
+      <w:r>
+        <w:rPr>
+          <w:rFonts w:ascii="Arial" w:hAnsi="Arial"/>
+          <w:b w:val="0"/>
+          <w:i w:val="0"/>
+          <w:color w:val="232830"/>
+          <w:sz w:val="19"/>
+        </w:rPr>
+        <w:t>Podiatry and wound care: ongoing debridement and offloading management.</w:t>
+      </w:r>
+    </w:p>
+    <w:p>
+      <w:pPr>
+        <w:pStyle w:val="ListBullet"/>
+        <w:spacing w:after="30"/>
+      </w:pPr>
+      <w:r>
+        <w:rPr>
+          <w:rFonts w:ascii="Arial" w:hAnsi="Arial"/>
+          <w:b w:val="0"/>
+          <w:i w:val="0"/>
+          <w:color w:val="232830"/>
+          <w:sz w:val="19"/>
+        </w:rPr>
+        <w:t>Primary care and renal: reassess restart of the held agents (metformin, empagliflozin, lisinopril) against renal recovery; monitor anemia of chronic kidney disease.</w:t>
+      </w:r>
+    </w:p>
+    <w:p>
+      <w:pPr>
+        <w:pStyle w:val="ListBullet"/>
+        <w:spacing w:after="30"/>
+      </w:pPr>
+      <w:r>
+        <w:rPr>
+          <w:rFonts w:ascii="Arial" w:hAnsi="Arial"/>
+          <w:b w:val="0"/>
+          <w:i w:val="0"/>
+          <w:color w:val="232830"/>
+          <w:sz w:val="19"/>
+        </w:rPr>
+        <w:t>Endocrinology and ophthalmology: diabetes follow-up; annual dilated eye examination.</w:t>
+      </w:r>
+    </w:p>
+    <w:p>
+      <w:pPr>
+        <w:pStyle w:val="ListBullet"/>
+        <w:spacing w:after="30"/>
+      </w:pPr>
+      <w:r>
+        <w:rPr>
+          <w:rFonts w:ascii="Arial" w:hAnsi="Arial"/>
+          <w:b w:val="0"/>
+          <w:i w:val="0"/>
+          <w:color w:val="232830"/>
+          <w:sz w:val="19"/>
+        </w:rPr>
+        <w:t>Cardiology (new): for new atrial fibrillation on the 05/23 pre-discharge ECG; arrange rate control with a renally appropriate agent and an anticoagulation evaluation appropriate to chronic kidney disease stage 3b, with telemetry or rhythm monitoring at a capable facility.</w:t>
       </w:r>
     </w:p>
     <w:p>
@@ -658,7 +794,7 @@
           <w:color w:val="4472C4"/>
           <w:sz w:val="20"/>
         </w:rPr>
-        <w:t>ASSESSMENT AND RECOMMENDATIONS</w:t>
+        <w:t>PATIENT AND CAREGIVER EDUCATION</w:t>
       </w:r>
     </w:p>
     <w:p>
@@ -674,7 +810,7 @@
           <w:color w:val="232830"/>
           <w:sz w:val="19"/>
         </w:rPr>
-        <w:t>Acute kidney injury on chronic kidney disease stage 3b, improving: continue to trend creatinine and potassium, maintain euvolemia, and keep avoiding nephrotoxins and iodinated contrast.</w:t>
+        <w:t>Diabetic foot care and strict non-weight-bearing offloading, taught through a certified interpreter with teach-back before transfer.</w:t>
       </w:r>
     </w:p>
     <w:p>
@@ -690,7 +826,7 @@
           <w:color w:val="232830"/>
           <w:sz w:val="19"/>
         </w:rPr>
-        <w:t>Hold metformin and empagliflozin until renal function is stable at baseline off the acute injury; restart is parameter-gated and reassessed by primary care, not automatic at transfer.</w:t>
+        <w:t>Medication changes and the held-agent plan reviewed with the patient and daughter.</w:t>
       </w:r>
     </w:p>
     <w:p>
@@ -706,23 +842,7 @@
           <w:color w:val="232830"/>
           <w:sz w:val="19"/>
         </w:rPr>
-        <w:t>Resume lisinopril only once the creatinine is stable at baseline with an acceptable potassium; recheck a renal panel one to two weeks after any restart.</w:t>
-      </w:r>
-    </w:p>
-    <w:p>
-      <w:pPr>
-        <w:pStyle w:val="ListBullet"/>
-        <w:spacing w:after="30"/>
-      </w:pPr>
-      <w:r>
-        <w:rPr>
-          <w:rFonts w:ascii="Arial" w:hAnsi="Arial"/>
-          <w:b w:val="0"/>
-          <w:i w:val="0"/>
-          <w:color w:val="232830"/>
-          <w:sz w:val="19"/>
-        </w:rPr>
-        <w:t>Continue renal dosing of all medications at the facility and monitor the anemia of chronic kidney disease.</w:t>
+        <w:t>Facility and family given the follow-up schedule and the reasons to call.</w:t>
       </w:r>
     </w:p>
     <w:p>
@@ -740,7 +860,7 @@
           <w:color w:val="4472C4"/>
           <w:sz w:val="20"/>
         </w:rPr>
-        <w:t>NEW FINDING ON PRE-TRANSFER ECG</w:t>
+        <w:t>NEW FINDING ON PRE-TRANSFER ECG AND DISCHARGE READINESS</w:t>
       </w:r>
     </w:p>
     <w:p>
@@ -752,7 +872,7 @@
           <w:color w:val="232830"/>
           <w:sz w:val="19"/>
         </w:rPr>
-        <w:t>The pre-discharge 12-lead ECG obtained 05/23 shows new atrial fibrillation with a rapid ventricular response and no prior ECG on file for comparison; the record documents no prior arrhythmia, so this is new-onset. It is not reflected in the started draft and must be surfaced before sign. Recommend rate control with an agent dosed to renal function; evaluate for anticoagulation given an elevated stroke risk from her age, hypertension, diabetes, and vascular disease, choosing and dosing the agent for chronic kidney disease stage 3b and weighing bleeding risk; obtain a cardiology consultation with telemetry; and do not clear the patient as renally optimized for transfer until the new atrial fibrillation is addressed.</w:t>
+        <w:t>The pre-discharge 12-lead ECG obtained 05/23 shows new atrial fibrillation with a rapid ventricular response and no prior ECG on file for comparison; the record documents no prior arrhythmia, so this is new-onset. It is not reflected in the started plan and changes discharge readiness. Before transfer the plan must add cardiology follow-up with rate control and an anticoagulation evaluation appropriate to chronic kidney disease stage 3b, weighing her stroke risk against bleeding and her dual antiplatelet therapy; the receiving facility must be able to monitor rhythm and carry out the new orders. The patient is not cleared for routine skilled-nursing transfer until the new atrial fibrillation is addressed.</w:t>
       </w:r>
     </w:p>
     <w:p>
@@ -782,7 +902,7 @@
           <w:color w:val="232830"/>
           <w:sz w:val="19"/>
         </w:rPr>
-        <w:t>New atrial fibrillation on the 05/23 pre-discharge ECG, not previously documented. The completed note recommends renally dosed rate control, anticoagulation evaluation appropriate to chronic kidney disease stage 3b, a cardiology consultation with telemetry, and holds renal-optimization sign-off for transfer until the new atrial fibrillation is addressed.</w:t>
+        <w:t>New atrial fibrillation on the 05/23 pre-discharge ECG, not previously documented. The completed plan adds cardiology follow-up with renally dosed rate control and a CKD-appropriate anticoagulation evaluation, routes the patient to a rhythm-monitoring-capable facility, and holds routine-transfer clearance until the new atrial fibrillation is addressed.</w:t>
       </w:r>
     </w:p>
     <w:p>
@@ -800,7 +920,7 @@
           <w:color w:val="5E6670"/>
           <w:sz w:val="18"/>
         </w:rPr>
-        <w:t>Electronically signed by David Aronson, MD on 05/23/2026</w:t>
+        <w:t>Electronically signed by Lillian Everet, MD on 05/23/2026</w:t>
       </w:r>
     </w:p>
     <w:sectPr>
@@ -833,7 +953,7 @@
         <w:color w:val="5E6670"/>
         <w:sz w:val="15"/>
       </w:rPr>
-      <w:t>Harbor Crest Regional Medical Center  |  NEPHROLOGY CONSULTATION NOTE  |  Confidential</w:t>
+      <w:t>Harbor Crest Regional Medical Center  |  ACUTE CARE DISCHARGE PLAN  |  Confidential</w:t>
     </w:r>
   </w:p>
 </w:ftr>
@@ -853,7 +973,7 @@
         <w:color w:val="5E6670"/>
         <w:sz w:val="15"/>
       </w:rPr>
-      <w:t>Harbor Crest Regional Medical Center  |  NEPHROLOGY CONSULTATION NOTE  |  Confidential</w:t>
+      <w:t>Harbor Crest Regional Medical Center  |  ACUTE CARE DISCHARGE PLAN  |  Confidential</w:t>
     </w:r>
   </w:p>
 </w:ftr>
@@ -873,7 +993,7 @@
         <w:color w:val="5E6670"/>
         <w:sz w:val="15"/>
       </w:rPr>
-      <w:t>Harbor Crest Regional Medical Center  |  NEPHROLOGY CONSULTATION NOTE  |  Confidential</w:t>
+      <w:t>Harbor Crest Regional Medical Center  |  ACUTE CARE DISCHARGE PLAN  |  Confidential</w:t>
     </w:r>
   </w:p>
 </w:ftr>
